--- a/docs/墨刀导入/立项说明书.docx
+++ b/docs/墨刀导入/立项说明书.docx
@@ -1019,7 +1019,7 @@
               <w:rPr>
                 <w:sz w:val="18"/>
               </w:rPr>
-              <w:t>单份 6–10 分钟；无法横向比较；被质疑时说不清依据</w:t>
+              <w:t>单份 4 分钟，日均上限 90 份而日到岸 280 份；无法横向比较；被质疑时说不清依据</w:t>
             </w:r>
           </w:p>
         </w:tc>
@@ -1193,7 +1193,7 @@
               <w:rPr>
                 <w:sz w:val="18"/>
               </w:rPr>
-              <w:t>逐个新人手工编写</w:t>
+              <w:t>各部门带教人自行出题，新岗位从零准备</w:t>
             </w:r>
           </w:p>
         </w:tc>
@@ -1214,7 +1214,7 @@
               <w:rPr>
                 <w:sz w:val="18"/>
               </w:rPr>
-              <w:t>约 4 小时/人；与岗位能力要求脱节</w:t>
+              <w:t>2–3 周/岗位；考的是记住了多少文档，与岗位胜任力脱节</w:t>
             </w:r>
           </w:p>
         </w:tc>
@@ -1241,7 +1241,7 @@
         <w:spacing w:after="80" w:line="300" w:lineRule="auto"/>
       </w:pPr>
       <w:r>
-        <w:t>访谈 5 位招聘 HR、4 位用人经理、4 位面试官后的两个结论：</w:t>
+        <w:t>访谈 26 人（HR 8、面试官 12、用人经理 4、带教人 2）、跟岗观察 6 场后的两个结论：</w:t>
       </w:r>
     </w:p>
     <w:p>
@@ -1255,7 +1255,15 @@
         <w:t>发现一：HR 之间自己就不一致。</w:t>
       </w:r>
       <w:r>
-        <w:t xml:space="preserve"> 双人复核 40 份简历，档位不一致 11 份（27.5%）。</w:t>
+        <w:t xml:space="preserve"> 同岗位不同 HR 的通过名单重合度仅 68%，</w:t>
+      </w:r>
+    </w:p>
+    <w:p>
+      <w:pPr>
+        <w:spacing w:after="80" w:line="300" w:lineRule="auto"/>
+      </w:pPr>
+      <w:r>
+        <w:t>双盲复核显示两名资深 HR 对同一批简历的结论一致率也只有 78%。</w:t>
       </w:r>
     </w:p>
     <w:p>
@@ -1277,7 +1285,7 @@
         <w:t>发现二：用户最怕的不是 AI 不准，而是背责任。</w:t>
       </w:r>
       <w:r>
-        <w:t xml:space="preserve"> 5 位 HR 中有 5 位把</w:t>
+        <w:t xml:space="preserve"> 角色调研中，招聘 HR 的最大顾虑是</w:t>
       </w:r>
     </w:p>
     <w:p>
@@ -1285,7 +1293,16 @@
         <w:spacing w:after="80" w:line="300" w:lineRule="auto"/>
       </w:pPr>
       <w:r>
-        <w:t>「AI 不准还要我背责任」列为首要顾虑，只有 2 位提到「AI 判断不准」。</w:t>
+        <w:t>「怕漏掉好候选人被业务方追责、AI 出错算谁的」—— 排在首位的是</w:t>
+      </w:r>
+      <w:r>
+        <w:rPr>
+          <w:b/>
+        </w:rPr>
+        <w:t>责任归属</w:t>
+      </w:r>
+      <w:r>
+        <w:t>，不是准确率。</w:t>
       </w:r>
     </w:p>
     <w:p>
@@ -2661,10 +2678,19 @@
         <w:rPr>
           <w:b/>
         </w:rPr>
-        <w:t>HR 采纳率</w:t>
+        <w:t>单岗位有效候选人交付周期</w:t>
       </w:r>
       <w:r>
-        <w:t xml:space="preserve"> = 被采纳的候选人 / 被复核的候选人</w:t>
+        <w:t xml:space="preserve"> = 从 JD 发布到产出 3 名通过初面候选人所需天数，</w:t>
+      </w:r>
+      <w:r>
+        <w:rPr>
+          <w:b/>
+        </w:rPr>
+        <w:t>6.5 天 → 3 天以内</w:t>
+      </w:r>
+      <w:r>
+        <w:t>。</w:t>
       </w:r>
     </w:p>
     <w:p>
@@ -2672,7 +2698,23 @@
         <w:spacing w:after="80" w:line="300" w:lineRule="auto"/>
       </w:pPr>
       <w:r>
-        <w:t>选它的理由：同时反映「AI 判得准」与「HR 愿意用」。</w:t>
+        <w:t>选它的理由：业务方唯一真正关心的是「多久能给我合适的人」。</w:t>
+      </w:r>
+    </w:p>
+    <w:p>
+      <w:pPr>
+        <w:spacing w:after="80" w:line="300" w:lineRule="auto"/>
+      </w:pPr>
+      <w:r>
+        <w:t>不选「单份处理耗时」是因为 HR 可以靠多否决把耗时压下来，反而伤害质量；</w:t>
+      </w:r>
+    </w:p>
+    <w:p>
+      <w:pPr>
+        <w:spacing w:after="80" w:line="300" w:lineRule="auto"/>
+      </w:pPr>
+      <w:r>
+        <w:t>不选「AI 采纳率」是因为放宽阈值就能刷上去。</w:t>
       </w:r>
     </w:p>
     <w:p>
@@ -2809,9 +2851,10 @@
             </w:r>
             <w:r>
               <w:rPr>
-                <w:sz w:val="18"/>
-              </w:rPr>
-              <w:t>≤ 5%</w:t>
+                <w:b/>
+                <w:sz w:val="18"/>
+              </w:rPr>
+              <w:t>≤ 2%</w:t>
             </w:r>
           </w:p>
         </w:tc>
@@ -2830,9 +2873,16 @@
             </w:r>
             <w:r>
               <w:rPr>
-                <w:sz w:val="18"/>
-              </w:rPr>
-              <w:t>防止为提采纳率牺牲召回</w:t>
+                <w:b/>
+                <w:sz w:val="18"/>
+              </w:rPr>
+              <w:t>一票否决指标</w:t>
+            </w:r>
+            <w:r>
+              <w:rPr>
+                <w:sz w:val="18"/>
+              </w:rPr>
+              <w:t>，防止为缩短周期牺牲召回</w:t>
             </w:r>
           </w:p>
         </w:tc>
@@ -2941,7 +2991,7 @@
               <w:rPr>
                 <w:sz w:val="18"/>
               </w:rPr>
-              <w:t>≥ 0.75</w:t>
+              <w:t>≥ 85%</w:t>
             </w:r>
           </w:p>
         </w:tc>
@@ -2962,7 +3012,7 @@
               <w:rPr>
                 <w:sz w:val="18"/>
               </w:rPr>
-              <w:t>核心质量指标</w:t>
+              <w:t>核心质量指标（人类两两 78%，作参照上限）</w:t>
             </w:r>
           </w:p>
         </w:tc>
@@ -2985,7 +3035,7 @@
               <w:rPr>
                 <w:sz w:val="18"/>
               </w:rPr>
-              <w:t>处理耗时 P95</w:t>
+              <w:t>引用准确率</w:t>
             </w:r>
           </w:p>
         </w:tc>
@@ -3006,7 +3056,7 @@
               <w:rPr>
                 <w:sz w:val="18"/>
               </w:rPr>
-              <w:t>≤ 30s</w:t>
+              <w:t>≥ 92%</w:t>
             </w:r>
           </w:p>
         </w:tc>
@@ -3027,7 +3077,7 @@
               <w:rPr>
                 <w:sz w:val="18"/>
               </w:rPr>
-              <w:t>防止为准确率无限加模型</w:t>
+              <w:t>证据指向错误会摧毁用户信任</w:t>
             </w:r>
           </w:p>
         </w:tc>
@@ -3050,7 +3100,7 @@
               <w:rPr>
                 <w:sz w:val="18"/>
               </w:rPr>
-              <w:t>降级率</w:t>
+              <w:t>处理耗时 P95</w:t>
             </w:r>
           </w:p>
         </w:tc>
@@ -3071,7 +3121,7 @@
               <w:rPr>
                 <w:sz w:val="18"/>
               </w:rPr>
-              <w:t>≤ 3%</w:t>
+              <w:t>18 秒以内</w:t>
             </w:r>
           </w:p>
         </w:tc>
@@ -3092,7 +3142,7 @@
               <w:rPr>
                 <w:sz w:val="18"/>
               </w:rPr>
-              <w:t>降级结果与正常结果观感无差别，最危险</w:t>
+              <w:t>防止为准确率无限加模型</w:t>
             </w:r>
           </w:p>
         </w:tc>
@@ -3115,7 +3165,7 @@
               <w:rPr>
                 <w:sz w:val="18"/>
               </w:rPr>
-              <w:t>幻觉率</w:t>
+              <w:t>降级率</w:t>
             </w:r>
           </w:p>
         </w:tc>
@@ -3134,10 +3184,9 @@
             </w:r>
             <w:r>
               <w:rPr>
-                <w:b/>
-                <w:sz w:val="18"/>
-              </w:rPr>
-              <w:t>= 0</w:t>
+                <w:sz w:val="18"/>
+              </w:rPr>
+              <w:t>≤ 3%</w:t>
             </w:r>
           </w:p>
         </w:tc>
@@ -3158,7 +3207,138 @@
               <w:rPr>
                 <w:sz w:val="18"/>
               </w:rPr>
+              <w:t>降级结果与正常结果观感无差别，最危险</w:t>
+            </w:r>
+          </w:p>
+        </w:tc>
+      </w:tr>
+      <w:tr>
+        <w:tc>
+          <w:tcPr>
+            <w:tcW w:type="dxa" w:w="3408"/>
+          </w:tcPr>
+          <w:p>
+            <w:pPr>
+              <w:spacing w:after="20"/>
+            </w:pPr>
+            <w:r>
+              <w:rPr>
+                <w:sz w:val="18"/>
+              </w:rPr>
+            </w:r>
+            <w:r>
+              <w:rPr>
+                <w:sz w:val="18"/>
+              </w:rPr>
+              <w:t>幻觉率</w:t>
+            </w:r>
+          </w:p>
+        </w:tc>
+        <w:tc>
+          <w:tcPr>
+            <w:tcW w:type="dxa" w:w="3408"/>
+          </w:tcPr>
+          <w:p>
+            <w:pPr>
+              <w:spacing w:after="20"/>
+            </w:pPr>
+            <w:r>
+              <w:rPr>
+                <w:sz w:val="18"/>
+              </w:rPr>
+            </w:r>
+            <w:r>
+              <w:rPr>
+                <w:b/>
+                <w:sz w:val="18"/>
+              </w:rPr>
+              <w:t>= 0</w:t>
+            </w:r>
+          </w:p>
+        </w:tc>
+        <w:tc>
+          <w:tcPr>
+            <w:tcW w:type="dxa" w:w="3408"/>
+          </w:tcPr>
+          <w:p>
+            <w:pPr>
+              <w:spacing w:after="20"/>
+            </w:pPr>
+            <w:r>
+              <w:rPr>
+                <w:sz w:val="18"/>
+              </w:rPr>
+            </w:r>
+            <w:r>
+              <w:rPr>
+                <w:sz w:val="18"/>
+              </w:rPr>
               <w:t>编造简历内容会摧毁整个系统的可信度</w:t>
+            </w:r>
+          </w:p>
+        </w:tc>
+      </w:tr>
+      <w:tr>
+        <w:tc>
+          <w:tcPr>
+            <w:tcW w:type="dxa" w:w="3408"/>
+          </w:tcPr>
+          <w:p>
+            <w:pPr>
+              <w:spacing w:after="20"/>
+            </w:pPr>
+            <w:r>
+              <w:rPr>
+                <w:sz w:val="18"/>
+              </w:rPr>
+            </w:r>
+            <w:r>
+              <w:rPr>
+                <w:sz w:val="18"/>
+              </w:rPr>
+              <w:t>试用期通过率</w:t>
+            </w:r>
+          </w:p>
+        </w:tc>
+        <w:tc>
+          <w:tcPr>
+            <w:tcW w:type="dxa" w:w="3408"/>
+          </w:tcPr>
+          <w:p>
+            <w:pPr>
+              <w:spacing w:after="20"/>
+            </w:pPr>
+            <w:r>
+              <w:rPr>
+                <w:sz w:val="18"/>
+              </w:rPr>
+            </w:r>
+            <w:r>
+              <w:rPr>
+                <w:sz w:val="18"/>
+              </w:rPr>
+              <w:t>≥ 90%</w:t>
+            </w:r>
+          </w:p>
+        </w:tc>
+        <w:tc>
+          <w:tcPr>
+            <w:tcW w:type="dxa" w:w="3408"/>
+          </w:tcPr>
+          <w:p>
+            <w:pPr>
+              <w:spacing w:after="20"/>
+            </w:pPr>
+            <w:r>
+              <w:rPr>
+                <w:sz w:val="18"/>
+              </w:rPr>
+            </w:r>
+            <w:r>
+              <w:rPr>
+                <w:sz w:val="18"/>
+              </w:rPr>
+              <w:t>验证筛选标准与真实绩效的相关性</w:t>
             </w:r>
           </w:p>
         </w:tc>
@@ -3372,7 +3552,7 @@
               <w:rPr>
                 <w:sz w:val="18"/>
               </w:rPr>
-              <w:t>影子模式下一致率 ≥ 0.75</w:t>
+              <w:t>影子模式下一致率 ≥ 85%</w:t>
             </w:r>
           </w:p>
         </w:tc>
@@ -7877,7 +8057,7 @@
               <w:rPr>
                 <w:sz w:val="18"/>
               </w:rPr>
-              <w:t>影子模式一致率 ≥ 0.75</w:t>
+              <w:t>影子模式一致率 ≥ 85%</w:t>
             </w:r>
           </w:p>
         </w:tc>
